--- a/Cover_Letters/Shinoy_ISISPACE_Group_Embedded_Software___System_Test_Engineer_Cover_Letter.docx
+++ b/Cover_Letters/Shinoy_ISISPACE_Group_Embedded_Software___System_Test_Engineer_Cover_Letter.docx
@@ -14,7 +14,7 @@
     </w:p>
     <w:p>
       <w:r>
-        <w:t>September 21, 2026</w:t>
+        <w:t>September 22, 2026</w:t>
       </w:r>
     </w:p>
     <w:p>
@@ -25,7 +25,7 @@
     <w:p/>
     <w:p>
       <w:r>
-        <w:t>Hi ISISPACE Hiring Team,</w:t>
+        <w:t>Hi ISISPACE Group Hiring Team,</w:t>
       </w:r>
     </w:p>
     <w:p>
@@ -35,12 +35,12 @@
     </w:p>
     <w:p>
       <w:r>
-        <w:t>Your opening for an Embedded Software &amp; System Test Engineer caught my attention because it involves hands-on testing of complex integrated systems and hardware. Throughout my career in quality assurance, I have focused on building reliable test frameworks, analyzing system failures, and working directly with developers to resolve issues before deployment.</w:t>
+        <w:t>Your opening for an embedded software and system test engineer caught my attention because it involves hands-on testing of integrated systems, which aligns well with my background in building test automation frameworks and validating complex workflows. In my recent roles, I have focused on designing reliable tests, managing regression runs, and collaborating with engineering teams to find root causes of defects. I also have experience using Gemini Code Assist to streamline test generation scripts.</w:t>
       </w:r>
     </w:p>
     <w:p>
       <w:r>
-        <w:t>While my background is primarily rooted in software test automation and CI/CD pipeline management rather than aerospace hardware, my core troubleshooting skills and experience in test execution translate well to system integration workflows. I am comfortable digging into logs and system behavior to track down bugs.</w:t>
+        <w:t>I appreciate the work you do in developing satellite systems and the chance to contribute to your testing processes.</w:t>
       </w:r>
     </w:p>
     <w:p>
